--- a/backend/storage/layout/TESTE2_layout.docx
+++ b/backend/storage/layout/TESTE2_layout.docx
@@ -37,12 +37,23 @@
         <w:rPr>
           <w:lang w:val="pt-BR"/>
         </w:rPr>
-        <w:t>_ARQUIVO_UPLOAD]:</w:t>
+        <w:t>_ARQUIVO_UPLOAD</w:t>
+      </w:r>
+      <w:r>
+        <w:rPr>
+          <w:lang w:val="pt-BR"/>
+        </w:rPr>
+        <w:t>1</w:t>
+      </w:r>
+      <w:r>
+        <w:rPr>
+          <w:lang w:val="pt-BR"/>
+        </w:rPr>
+        <w:t>]:</w:t>
       </w:r>
     </w:p>
     <w:p>
       <w:pPr>
-        <w:cnfStyle w:val="000000100000" w:firstRow="0" w:lastRow="0" w:firstColumn="0" w:lastColumn="0" w:oddVBand="0" w:evenVBand="0" w:oddHBand="1" w:evenHBand="0" w:firstRowFirstColumn="0" w:firstRowLastColumn="0" w:lastRowFirstColumn="0" w:lastRowLastColumn="0"/>
         <w:rPr>
           <w:lang w:val="pt-BR"/>
         </w:rPr>
@@ -51,21 +62,30 @@
         <w:rPr>
           <w:lang w:val="pt-BR"/>
         </w:rPr>
-        <w:t xml:space="preserve">Frequência - </w:t>
+        <w:t>Frequência - [FREQ_EXTRAIDA</w:t>
       </w:r>
       <w:r>
         <w:rPr>
           <w:lang w:val="pt-BR"/>
         </w:rPr>
-        <w:t>[FREQ_EXTRAIDA]</w:t>
+        <w:t>1</w:t>
+      </w:r>
+      <w:r>
+        <w:rPr>
+          <w:lang w:val="pt-BR"/>
+        </w:rPr>
+        <w:t>]</w:t>
       </w:r>
     </w:p>
     <w:p>
       <w:r>
-        <w:t xml:space="preserve">Max Peak - </w:t>
-      </w:r>
-      <w:r>
-        <w:t>[MAX_PEAK_EXTRAIDO]</w:t>
+        <w:t>Max Peak - [MAX_PEAK_EXTRAIDO</w:t>
+      </w:r>
+      <w:r>
+        <w:t>1</w:t>
+      </w:r>
+      <w:r>
+        <w:t>]</w:t>
       </w:r>
     </w:p>
     <w:p>
@@ -81,7 +101,13 @@
         <w:t xml:space="preserve"> </w:t>
       </w:r>
       <w:r>
-        <w:t>[QUASIPEAK_EXTRAIDO]</w:t>
+        <w:t>[QUASIPEAK_EXTRAIDO</w:t>
+      </w:r>
+      <w:r>
+        <w:t>1</w:t>
+      </w:r>
+      <w:r>
+        <w:t>]</w:t>
       </w:r>
     </w:p>
     <w:p>
@@ -92,7 +118,13 @@
         <w:t xml:space="preserve"> </w:t>
       </w:r>
       <w:r>
-        <w:t>[CISPR_AVERAGE_EXTRAIDA]</w:t>
+        <w:t>[CISPR_AVERAGE_EXTRAIDA</w:t>
+      </w:r>
+      <w:r>
+        <w:t>1</w:t>
+      </w:r>
+      <w:r>
+        <w:t>]</w:t>
       </w:r>
     </w:p>
     <w:p>
@@ -103,7 +135,13 @@
         <w:t xml:space="preserve"> </w:t>
       </w:r>
       <w:r>
-        <w:t>[FREQ_START_EXTRAIDO]</w:t>
+        <w:t>[FREQ_START_EXTRAIDO</w:t>
+      </w:r>
+      <w:r>
+        <w:t>1</w:t>
+      </w:r>
+      <w:r>
+        <w:t>]</w:t>
       </w:r>
     </w:p>
     <w:p>
@@ -114,7 +152,13 @@
         <w:t xml:space="preserve"> - </w:t>
       </w:r>
       <w:r>
-        <w:t>[FREQ_STOP_EXTRAIDO]</w:t>
+        <w:t>[FREQ_STOP_EXTRAIDO</w:t>
+      </w:r>
+      <w:r>
+        <w:t>1</w:t>
+      </w:r>
+      <w:r>
+        <w:t>]</w:t>
       </w:r>
     </w:p>
     <w:p/>
@@ -127,7 +171,7 @@
       </w:tblPr>
       <w:tblGrid>
         <w:gridCol w:w="2942"/>
-        <w:gridCol w:w="1677"/>
+        <w:gridCol w:w="1835"/>
         <w:gridCol w:w="1572"/>
       </w:tblGrid>
       <w:tr>
@@ -137,7 +181,7 @@
         <w:tc>
           <w:tcPr>
             <w:cnfStyle w:val="001000000000" w:firstRow="0" w:lastRow="0" w:firstColumn="1" w:lastColumn="0" w:oddVBand="0" w:evenVBand="0" w:oddHBand="0" w:evenHBand="0" w:firstRowFirstColumn="0" w:firstRowLastColumn="0" w:lastRowFirstColumn="0" w:lastRowLastColumn="0"/>
-            <w:tcW w:w="4619" w:type="dxa"/>
+            <w:tcW w:w="4777" w:type="dxa"/>
             <w:gridSpan w:val="2"/>
           </w:tcPr>
           <w:p>
@@ -196,7 +240,7 @@
         </w:tc>
         <w:tc>
           <w:tcPr>
-            <w:tcW w:w="3249" w:type="dxa"/>
+            <w:tcW w:w="3407" w:type="dxa"/>
             <w:gridSpan w:val="2"/>
           </w:tcPr>
           <w:p>
@@ -210,7 +254,19 @@
               <w:rPr>
                 <w:lang w:val="pt-BR"/>
               </w:rPr>
-              <w:t>[FREQ_EXTRAIDA]</w:t>
+              <w:t>[FREQ_EXTRAIDA</w:t>
+            </w:r>
+            <w:r>
+              <w:rPr>
+                <w:lang w:val="pt-BR"/>
+              </w:rPr>
+              <w:t>1</w:t>
+            </w:r>
+            <w:r>
+              <w:rPr>
+                <w:lang w:val="pt-BR"/>
+              </w:rPr>
+              <w:t>]</w:t>
             </w:r>
           </w:p>
         </w:tc>
@@ -245,7 +301,7 @@
         </w:tc>
         <w:tc>
           <w:tcPr>
-            <w:tcW w:w="3249" w:type="dxa"/>
+            <w:tcW w:w="3407" w:type="dxa"/>
             <w:gridSpan w:val="2"/>
           </w:tcPr>
           <w:p>
@@ -278,6 +334,12 @@
                 <w:lang w:val="pt-BR"/>
               </w:rPr>
               <w:t>O</w:t>
+            </w:r>
+            <w:r>
+              <w:rPr>
+                <w:lang w:val="pt-BR"/>
+              </w:rPr>
+              <w:t>1</w:t>
             </w:r>
             <w:r>
               <w:rPr>
@@ -315,7 +377,7 @@
         </w:tc>
         <w:tc>
           <w:tcPr>
-            <w:tcW w:w="3249" w:type="dxa"/>
+            <w:tcW w:w="3407" w:type="dxa"/>
             <w:gridSpan w:val="2"/>
           </w:tcPr>
           <w:p>
@@ -348,6 +410,12 @@
                 <w:lang w:val="pt-BR"/>
               </w:rPr>
               <w:t>O</w:t>
+            </w:r>
+            <w:r>
+              <w:rPr>
+                <w:lang w:val="pt-BR"/>
+              </w:rPr>
+              <w:t>1</w:t>
             </w:r>
             <w:r>
               <w:rPr>
@@ -388,7 +456,7 @@
         </w:tc>
         <w:tc>
           <w:tcPr>
-            <w:tcW w:w="3249" w:type="dxa"/>
+            <w:tcW w:w="3407" w:type="dxa"/>
             <w:gridSpan w:val="2"/>
           </w:tcPr>
           <w:p>
@@ -414,7 +482,19 @@
               <w:rPr>
                 <w:lang w:val="pt-BR"/>
               </w:rPr>
-              <w:t>_EXTRAIDA]</w:t>
+              <w:t>_EXTRAIDA</w:t>
+            </w:r>
+            <w:r>
+              <w:rPr>
+                <w:lang w:val="pt-BR"/>
+              </w:rPr>
+              <w:t>1</w:t>
+            </w:r>
+            <w:r>
+              <w:rPr>
+                <w:lang w:val="pt-BR"/>
+              </w:rPr>
+              <w:t>]</w:t>
             </w:r>
           </w:p>
         </w:tc>
@@ -444,7 +524,7 @@
         </w:tc>
         <w:tc>
           <w:tcPr>
-            <w:tcW w:w="3249" w:type="dxa"/>
+            <w:tcW w:w="3407" w:type="dxa"/>
             <w:gridSpan w:val="2"/>
           </w:tcPr>
           <w:p>
@@ -458,7 +538,19 @@
               <w:rPr>
                 <w:lang w:val="pt-BR"/>
               </w:rPr>
-              <w:t>[FREQ_START_EXTRAIDO]</w:t>
+              <w:t>[FREQ_START_EXTRAIDO</w:t>
+            </w:r>
+            <w:r>
+              <w:rPr>
+                <w:lang w:val="pt-BR"/>
+              </w:rPr>
+              <w:t>1</w:t>
+            </w:r>
+            <w:r>
+              <w:rPr>
+                <w:lang w:val="pt-BR"/>
+              </w:rPr>
+              <w:t>]</w:t>
             </w:r>
           </w:p>
         </w:tc>
@@ -485,7 +577,7 @@
         </w:tc>
         <w:tc>
           <w:tcPr>
-            <w:tcW w:w="3249" w:type="dxa"/>
+            <w:tcW w:w="3407" w:type="dxa"/>
             <w:gridSpan w:val="2"/>
           </w:tcPr>
           <w:p>
@@ -499,7 +591,19 @@
               <w:rPr>
                 <w:lang w:val="pt-BR"/>
               </w:rPr>
-              <w:t>[FREQ_STOP_EXTRAIDO]</w:t>
+              <w:t>[FREQ_STOP_EXTRAIDO</w:t>
+            </w:r>
+            <w:r>
+              <w:rPr>
+                <w:lang w:val="pt-BR"/>
+              </w:rPr>
+              <w:t>1</w:t>
+            </w:r>
+            <w:r>
+              <w:rPr>
+                <w:lang w:val="pt-BR"/>
+              </w:rPr>
+              <w:t>]</w:t>
             </w:r>
           </w:p>
         </w:tc>
@@ -513,15 +617,575 @@
       </w:pPr>
     </w:p>
     <w:p>
+      <w:r>
+        <w:t>[IMAGEM_UPLOAD1]</w:t>
+      </w:r>
+    </w:p>
+    <w:p/>
+    <w:p>
       <w:pPr>
         <w:rPr>
           <w:lang w:val="pt-BR"/>
         </w:rPr>
       </w:pPr>
       <w:r>
-        <w:t>[IMAGEM_UPLOAD]</w:t>
+        <w:rPr>
+          <w:lang w:val="pt-BR"/>
+        </w:rPr>
+        <w:t xml:space="preserve">DADOS EXTRAIDOS DA AMOSTRA </w:t>
+      </w:r>
+      <w:r>
+        <w:rPr>
+          <w:lang w:val="pt-BR"/>
+        </w:rPr>
+        <w:t>[NOME</w:t>
+      </w:r>
+      <w:r>
+        <w:rPr>
+          <w:lang w:val="pt-BR"/>
+        </w:rPr>
+        <w:t>_ARQUIVO_UPLOAD2]:</w:t>
       </w:r>
     </w:p>
+    <w:p>
+      <w:pPr>
+        <w:rPr>
+          <w:lang w:val="pt-BR"/>
+        </w:rPr>
+      </w:pPr>
+      <w:r>
+        <w:rPr>
+          <w:lang w:val="pt-BR"/>
+        </w:rPr>
+        <w:t>Frequência - [FREQ_EXTRAIDA2]</w:t>
+      </w:r>
+    </w:p>
+    <w:p>
+      <w:pPr>
+        <w:rPr>
+          <w:lang w:val="pt-BR"/>
+        </w:rPr>
+      </w:pPr>
+      <w:r>
+        <w:rPr>
+          <w:lang w:val="pt-BR"/>
+        </w:rPr>
+        <w:t xml:space="preserve">Max </w:t>
+      </w:r>
+      <w:proofErr w:type="spellStart"/>
+      <w:r>
+        <w:rPr>
+          <w:lang w:val="pt-BR"/>
+        </w:rPr>
+        <w:t>Peak</w:t>
+      </w:r>
+      <w:proofErr w:type="spellEnd"/>
+      <w:r>
+        <w:rPr>
+          <w:lang w:val="pt-BR"/>
+        </w:rPr>
+        <w:t xml:space="preserve"> - [MAX_PEAK_EXTRAIDO</w:t>
+      </w:r>
+      <w:r>
+        <w:rPr>
+          <w:lang w:val="pt-BR"/>
+        </w:rPr>
+        <w:t>2</w:t>
+      </w:r>
+      <w:r>
+        <w:rPr>
+          <w:lang w:val="pt-BR"/>
+        </w:rPr>
+        <w:t>]</w:t>
+      </w:r>
+    </w:p>
+    <w:p>
+      <w:proofErr w:type="spellStart"/>
+      <w:r>
+        <w:t>Quasipeak</w:t>
+      </w:r>
+      <w:proofErr w:type="spellEnd"/>
+      <w:r>
+        <w:t xml:space="preserve"> -</w:t>
+      </w:r>
+      <w:r>
+        <w:t xml:space="preserve"> </w:t>
+      </w:r>
+      <w:r>
+        <w:t>[QUASIPEAK_EXTRAIDO</w:t>
+      </w:r>
+      <w:r>
+        <w:t>2</w:t>
+      </w:r>
+      <w:r>
+        <w:t>]</w:t>
+      </w:r>
+    </w:p>
+    <w:p>
+      <w:r>
+        <w:t>CISPR Average -</w:t>
+      </w:r>
+      <w:r>
+        <w:t xml:space="preserve"> </w:t>
+      </w:r>
+      <w:r>
+        <w:t>[CISPR_AVERAGE_EXTRAIDA</w:t>
+      </w:r>
+      <w:r>
+        <w:t>2</w:t>
+      </w:r>
+      <w:r>
+        <w:t>]</w:t>
+      </w:r>
+    </w:p>
+    <w:p>
+      <w:r>
+        <w:t>Start (kHz) -</w:t>
+      </w:r>
+      <w:r>
+        <w:t xml:space="preserve"> </w:t>
+      </w:r>
+      <w:r>
+        <w:t>[FREQ_START_EXTRAIDO</w:t>
+      </w:r>
+      <w:r>
+        <w:t>2</w:t>
+      </w:r>
+      <w:r>
+        <w:t>]</w:t>
+      </w:r>
+    </w:p>
+    <w:p>
+      <w:r>
+        <w:t>Stop (MHz)</w:t>
+      </w:r>
+      <w:r>
+        <w:t xml:space="preserve"> - </w:t>
+      </w:r>
+      <w:r>
+        <w:t>[FREQ_STOP_EXTRAIDO</w:t>
+      </w:r>
+      <w:r>
+        <w:t>2</w:t>
+      </w:r>
+      <w:r>
+        <w:t>]</w:t>
+      </w:r>
+    </w:p>
+    <w:p/>
+    <w:tbl>
+      <w:tblPr>
+        <w:tblStyle w:val="TabeladeGrade4"/>
+        <w:tblW w:w="0" w:type="auto"/>
+        <w:tblInd w:w="1319" w:type="dxa"/>
+        <w:tblLook w:val="04A0" w:firstRow="1" w:lastRow="0" w:firstColumn="1" w:lastColumn="0" w:noHBand="0" w:noVBand="1"/>
+      </w:tblPr>
+      <w:tblGrid>
+        <w:gridCol w:w="2942"/>
+        <w:gridCol w:w="1835"/>
+        <w:gridCol w:w="1572"/>
+      </w:tblGrid>
+      <w:tr>
+        <w:trPr>
+          <w:cnfStyle w:val="100000000000" w:firstRow="1" w:lastRow="0" w:firstColumn="0" w:lastColumn="0" w:oddVBand="0" w:evenVBand="0" w:oddHBand="0" w:evenHBand="0" w:firstRowFirstColumn="0" w:firstRowLastColumn="0" w:lastRowFirstColumn="0" w:lastRowLastColumn="0"/>
+        </w:trPr>
+        <w:tc>
+          <w:tcPr>
+            <w:cnfStyle w:val="001000000000" w:firstRow="0" w:lastRow="0" w:firstColumn="1" w:lastColumn="0" w:oddVBand="0" w:evenVBand="0" w:oddHBand="0" w:evenHBand="0" w:firstRowFirstColumn="0" w:firstRowLastColumn="0" w:lastRowFirstColumn="0" w:lastRowLastColumn="0"/>
+            <w:tcW w:w="4777" w:type="dxa"/>
+            <w:gridSpan w:val="2"/>
+          </w:tcPr>
+          <w:p>
+            <w:pPr>
+              <w:jc w:val="center"/>
+              <w:rPr>
+                <w:b w:val="0"/>
+                <w:bCs w:val="0"/>
+                <w:lang w:val="pt-BR"/>
+              </w:rPr>
+            </w:pPr>
+            <w:r>
+              <w:rPr>
+                <w:lang w:val="pt-BR"/>
+              </w:rPr>
+              <w:t>TABELA COM EXTRAÇÃO DE DADOS</w:t>
+            </w:r>
+          </w:p>
+        </w:tc>
+        <w:tc>
+          <w:tcPr>
+            <w:tcW w:w="1572" w:type="dxa"/>
+          </w:tcPr>
+          <w:p>
+            <w:pPr>
+              <w:cnfStyle w:val="100000000000" w:firstRow="1" w:lastRow="0" w:firstColumn="0" w:lastColumn="0" w:oddVBand="0" w:evenVBand="0" w:oddHBand="0" w:evenHBand="0" w:firstRowFirstColumn="0" w:firstRowLastColumn="0" w:lastRowFirstColumn="0" w:lastRowLastColumn="0"/>
+              <w:rPr>
+                <w:lang w:val="pt-BR"/>
+              </w:rPr>
+            </w:pPr>
+          </w:p>
+        </w:tc>
+      </w:tr>
+      <w:tr>
+        <w:trPr>
+          <w:cnfStyle w:val="000000100000" w:firstRow="0" w:lastRow="0" w:firstColumn="0" w:lastColumn="0" w:oddVBand="0" w:evenVBand="0" w:oddHBand="1" w:evenHBand="0" w:firstRowFirstColumn="0" w:firstRowLastColumn="0" w:lastRowFirstColumn="0" w:lastRowLastColumn="0"/>
+        </w:trPr>
+        <w:tc>
+          <w:tcPr>
+            <w:cnfStyle w:val="001000000000" w:firstRow="0" w:lastRow="0" w:firstColumn="1" w:lastColumn="0" w:oddVBand="0" w:evenVBand="0" w:oddHBand="0" w:evenHBand="0" w:firstRowFirstColumn="0" w:firstRowLastColumn="0" w:lastRowFirstColumn="0" w:lastRowLastColumn="0"/>
+            <w:tcW w:w="2942" w:type="dxa"/>
+          </w:tcPr>
+          <w:p>
+            <w:pPr>
+              <w:rPr>
+                <w:lang w:val="pt-BR"/>
+              </w:rPr>
+            </w:pPr>
+            <w:r>
+              <w:rPr>
+                <w:lang w:val="pt-BR"/>
+              </w:rPr>
+              <w:t>Frequência (MHz)</w:t>
+            </w:r>
+          </w:p>
+        </w:tc>
+        <w:tc>
+          <w:tcPr>
+            <w:tcW w:w="3407" w:type="dxa"/>
+            <w:gridSpan w:val="2"/>
+          </w:tcPr>
+          <w:p>
+            <w:pPr>
+              <w:cnfStyle w:val="000000100000" w:firstRow="0" w:lastRow="0" w:firstColumn="0" w:lastColumn="0" w:oddVBand="0" w:evenVBand="0" w:oddHBand="1" w:evenHBand="0" w:firstRowFirstColumn="0" w:firstRowLastColumn="0" w:lastRowFirstColumn="0" w:lastRowLastColumn="0"/>
+              <w:rPr>
+                <w:lang w:val="pt-BR"/>
+              </w:rPr>
+            </w:pPr>
+            <w:r>
+              <w:rPr>
+                <w:lang w:val="pt-BR"/>
+              </w:rPr>
+              <w:t>[FREQ_EXTRAIDA2]</w:t>
+            </w:r>
+          </w:p>
+        </w:tc>
+      </w:tr>
+      <w:tr>
+        <w:tc>
+          <w:tcPr>
+            <w:cnfStyle w:val="001000000000" w:firstRow="0" w:lastRow="0" w:firstColumn="1" w:lastColumn="0" w:oddVBand="0" w:evenVBand="0" w:oddHBand="0" w:evenHBand="0" w:firstRowFirstColumn="0" w:firstRowLastColumn="0" w:lastRowFirstColumn="0" w:lastRowLastColumn="0"/>
+            <w:tcW w:w="2942" w:type="dxa"/>
+          </w:tcPr>
+          <w:p>
+            <w:pPr>
+              <w:rPr>
+                <w:lang w:val="pt-BR"/>
+              </w:rPr>
+            </w:pPr>
+            <w:r>
+              <w:rPr>
+                <w:lang w:val="pt-BR"/>
+              </w:rPr>
+              <w:lastRenderedPageBreak/>
+              <w:t xml:space="preserve">Max </w:t>
+            </w:r>
+            <w:proofErr w:type="spellStart"/>
+            <w:r>
+              <w:rPr>
+                <w:lang w:val="pt-BR"/>
+              </w:rPr>
+              <w:t>Peak</w:t>
+            </w:r>
+            <w:proofErr w:type="spellEnd"/>
+          </w:p>
+        </w:tc>
+        <w:tc>
+          <w:tcPr>
+            <w:tcW w:w="3407" w:type="dxa"/>
+            <w:gridSpan w:val="2"/>
+          </w:tcPr>
+          <w:p>
+            <w:pPr>
+              <w:cnfStyle w:val="000000000000" w:firstRow="0" w:lastRow="0" w:firstColumn="0" w:lastColumn="0" w:oddVBand="0" w:evenVBand="0" w:oddHBand="0" w:evenHBand="0" w:firstRowFirstColumn="0" w:firstRowLastColumn="0" w:lastRowFirstColumn="0" w:lastRowLastColumn="0"/>
+              <w:rPr>
+                <w:lang w:val="pt-BR"/>
+              </w:rPr>
+            </w:pPr>
+            <w:r>
+              <w:rPr>
+                <w:lang w:val="pt-BR"/>
+              </w:rPr>
+              <w:t>[</w:t>
+            </w:r>
+            <w:r>
+              <w:rPr>
+                <w:lang w:val="pt-BR"/>
+              </w:rPr>
+              <w:t>MAX_PEAK</w:t>
+            </w:r>
+            <w:r>
+              <w:rPr>
+                <w:lang w:val="pt-BR"/>
+              </w:rPr>
+              <w:t>_EXTRAID</w:t>
+            </w:r>
+            <w:r>
+              <w:rPr>
+                <w:lang w:val="pt-BR"/>
+              </w:rPr>
+              <w:t>O2</w:t>
+            </w:r>
+            <w:r>
+              <w:rPr>
+                <w:lang w:val="pt-BR"/>
+              </w:rPr>
+              <w:t>]</w:t>
+            </w:r>
+          </w:p>
+        </w:tc>
+      </w:tr>
+      <w:tr>
+        <w:trPr>
+          <w:cnfStyle w:val="000000100000" w:firstRow="0" w:lastRow="0" w:firstColumn="0" w:lastColumn="0" w:oddVBand="0" w:evenVBand="0" w:oddHBand="1" w:evenHBand="0" w:firstRowFirstColumn="0" w:firstRowLastColumn="0" w:lastRowFirstColumn="0" w:lastRowLastColumn="0"/>
+        </w:trPr>
+        <w:tc>
+          <w:tcPr>
+            <w:cnfStyle w:val="001000000000" w:firstRow="0" w:lastRow="0" w:firstColumn="1" w:lastColumn="0" w:oddVBand="0" w:evenVBand="0" w:oddHBand="0" w:evenHBand="0" w:firstRowFirstColumn="0" w:firstRowLastColumn="0" w:lastRowFirstColumn="0" w:lastRowLastColumn="0"/>
+            <w:tcW w:w="2942" w:type="dxa"/>
+          </w:tcPr>
+          <w:p>
+            <w:pPr>
+              <w:rPr>
+                <w:lang w:val="pt-BR"/>
+              </w:rPr>
+            </w:pPr>
+            <w:proofErr w:type="spellStart"/>
+            <w:r>
+              <w:rPr>
+                <w:lang w:val="pt-BR"/>
+              </w:rPr>
+              <w:t>Quasipeak</w:t>
+            </w:r>
+            <w:proofErr w:type="spellEnd"/>
+          </w:p>
+        </w:tc>
+        <w:tc>
+          <w:tcPr>
+            <w:tcW w:w="3407" w:type="dxa"/>
+            <w:gridSpan w:val="2"/>
+          </w:tcPr>
+          <w:p>
+            <w:pPr>
+              <w:cnfStyle w:val="000000100000" w:firstRow="0" w:lastRow="0" w:firstColumn="0" w:lastColumn="0" w:oddVBand="0" w:evenVBand="0" w:oddHBand="1" w:evenHBand="0" w:firstRowFirstColumn="0" w:firstRowLastColumn="0" w:lastRowFirstColumn="0" w:lastRowLastColumn="0"/>
+              <w:rPr>
+                <w:lang w:val="pt-BR"/>
+              </w:rPr>
+            </w:pPr>
+            <w:r>
+              <w:rPr>
+                <w:lang w:val="pt-BR"/>
+              </w:rPr>
+              <w:t>[</w:t>
+            </w:r>
+            <w:r>
+              <w:rPr>
+                <w:lang w:val="pt-BR"/>
+              </w:rPr>
+              <w:t>QUASIPEAK</w:t>
+            </w:r>
+            <w:r>
+              <w:rPr>
+                <w:lang w:val="pt-BR"/>
+              </w:rPr>
+              <w:t>_EXTRAID</w:t>
+            </w:r>
+            <w:r>
+              <w:rPr>
+                <w:lang w:val="pt-BR"/>
+              </w:rPr>
+              <w:t>O2</w:t>
+            </w:r>
+            <w:r>
+              <w:rPr>
+                <w:lang w:val="pt-BR"/>
+              </w:rPr>
+              <w:t>]</w:t>
+            </w:r>
+          </w:p>
+        </w:tc>
+      </w:tr>
+      <w:tr>
+        <w:tc>
+          <w:tcPr>
+            <w:cnfStyle w:val="001000000000" w:firstRow="0" w:lastRow="0" w:firstColumn="1" w:lastColumn="0" w:oddVBand="0" w:evenVBand="0" w:oddHBand="0" w:evenHBand="0" w:firstRowFirstColumn="0" w:firstRowLastColumn="0" w:lastRowFirstColumn="0" w:lastRowLastColumn="0"/>
+            <w:tcW w:w="2942" w:type="dxa"/>
+          </w:tcPr>
+          <w:p>
+            <w:pPr>
+              <w:rPr>
+                <w:lang w:val="pt-BR"/>
+              </w:rPr>
+            </w:pPr>
+            <w:r>
+              <w:rPr>
+                <w:lang w:val="pt-BR"/>
+              </w:rPr>
+              <w:t xml:space="preserve">CISPR </w:t>
+            </w:r>
+            <w:proofErr w:type="spellStart"/>
+            <w:r>
+              <w:rPr>
+                <w:lang w:val="pt-BR"/>
+              </w:rPr>
+              <w:t>Average</w:t>
+            </w:r>
+            <w:proofErr w:type="spellEnd"/>
+          </w:p>
+        </w:tc>
+        <w:tc>
+          <w:tcPr>
+            <w:tcW w:w="3407" w:type="dxa"/>
+            <w:gridSpan w:val="2"/>
+          </w:tcPr>
+          <w:p>
+            <w:pPr>
+              <w:cnfStyle w:val="000000000000" w:firstRow="0" w:lastRow="0" w:firstColumn="0" w:lastColumn="0" w:oddVBand="0" w:evenVBand="0" w:oddHBand="0" w:evenHBand="0" w:firstRowFirstColumn="0" w:firstRowLastColumn="0" w:lastRowFirstColumn="0" w:lastRowLastColumn="0"/>
+              <w:rPr>
+                <w:lang w:val="pt-BR"/>
+              </w:rPr>
+            </w:pPr>
+            <w:r>
+              <w:rPr>
+                <w:lang w:val="pt-BR"/>
+              </w:rPr>
+              <w:t>[</w:t>
+            </w:r>
+            <w:r>
+              <w:rPr>
+                <w:lang w:val="pt-BR"/>
+              </w:rPr>
+              <w:t>CISPR_AVERAGE</w:t>
+            </w:r>
+            <w:r>
+              <w:rPr>
+                <w:lang w:val="pt-BR"/>
+              </w:rPr>
+              <w:t>_EXTRAIDA</w:t>
+            </w:r>
+            <w:r>
+              <w:rPr>
+                <w:lang w:val="pt-BR"/>
+              </w:rPr>
+              <w:t>2</w:t>
+            </w:r>
+            <w:r>
+              <w:rPr>
+                <w:lang w:val="pt-BR"/>
+              </w:rPr>
+              <w:t>]</w:t>
+            </w:r>
+          </w:p>
+        </w:tc>
+      </w:tr>
+      <w:tr>
+        <w:trPr>
+          <w:cnfStyle w:val="000000100000" w:firstRow="0" w:lastRow="0" w:firstColumn="0" w:lastColumn="0" w:oddVBand="0" w:evenVBand="0" w:oddHBand="1" w:evenHBand="0" w:firstRowFirstColumn="0" w:firstRowLastColumn="0" w:lastRowFirstColumn="0" w:lastRowLastColumn="0"/>
+        </w:trPr>
+        <w:tc>
+          <w:tcPr>
+            <w:cnfStyle w:val="001000000000" w:firstRow="0" w:lastRow="0" w:firstColumn="1" w:lastColumn="0" w:oddVBand="0" w:evenVBand="0" w:oddHBand="0" w:evenHBand="0" w:firstRowFirstColumn="0" w:firstRowLastColumn="0" w:lastRowFirstColumn="0" w:lastRowLastColumn="0"/>
+            <w:tcW w:w="2942" w:type="dxa"/>
+          </w:tcPr>
+          <w:p>
+            <w:pPr>
+              <w:rPr>
+                <w:lang w:val="pt-BR"/>
+              </w:rPr>
+            </w:pPr>
+            <w:r>
+              <w:rPr>
+                <w:lang w:val="pt-BR"/>
+              </w:rPr>
+              <w:t>Start (kHz)</w:t>
+            </w:r>
+          </w:p>
+        </w:tc>
+        <w:tc>
+          <w:tcPr>
+            <w:tcW w:w="3407" w:type="dxa"/>
+            <w:gridSpan w:val="2"/>
+          </w:tcPr>
+          <w:p>
+            <w:pPr>
+              <w:cnfStyle w:val="000000100000" w:firstRow="0" w:lastRow="0" w:firstColumn="0" w:lastColumn="0" w:oddVBand="0" w:evenVBand="0" w:oddHBand="1" w:evenHBand="0" w:firstRowFirstColumn="0" w:firstRowLastColumn="0" w:lastRowFirstColumn="0" w:lastRowLastColumn="0"/>
+              <w:rPr>
+                <w:lang w:val="pt-BR"/>
+              </w:rPr>
+            </w:pPr>
+            <w:r>
+              <w:rPr>
+                <w:lang w:val="pt-BR"/>
+              </w:rPr>
+              <w:t>[FREQ_START_EXTRAIDO2]</w:t>
+            </w:r>
+          </w:p>
+        </w:tc>
+      </w:tr>
+      <w:tr>
+        <w:tc>
+          <w:tcPr>
+            <w:cnfStyle w:val="001000000000" w:firstRow="0" w:lastRow="0" w:firstColumn="1" w:lastColumn="0" w:oddVBand="0" w:evenVBand="0" w:oddHBand="0" w:evenHBand="0" w:firstRowFirstColumn="0" w:firstRowLastColumn="0" w:lastRowFirstColumn="0" w:lastRowLastColumn="0"/>
+            <w:tcW w:w="2942" w:type="dxa"/>
+          </w:tcPr>
+          <w:p>
+            <w:pPr>
+              <w:rPr>
+                <w:lang w:val="pt-BR"/>
+              </w:rPr>
+            </w:pPr>
+            <w:r>
+              <w:rPr>
+                <w:lang w:val="pt-BR"/>
+              </w:rPr>
+              <w:t>Stop (MHz)</w:t>
+            </w:r>
+          </w:p>
+        </w:tc>
+        <w:tc>
+          <w:tcPr>
+            <w:tcW w:w="3407" w:type="dxa"/>
+            <w:gridSpan w:val="2"/>
+          </w:tcPr>
+          <w:p>
+            <w:pPr>
+              <w:cnfStyle w:val="000000000000" w:firstRow="0" w:lastRow="0" w:firstColumn="0" w:lastColumn="0" w:oddVBand="0" w:evenVBand="0" w:oddHBand="0" w:evenHBand="0" w:firstRowFirstColumn="0" w:firstRowLastColumn="0" w:lastRowFirstColumn="0" w:lastRowLastColumn="0"/>
+              <w:rPr>
+                <w:lang w:val="pt-BR"/>
+              </w:rPr>
+            </w:pPr>
+            <w:r>
+              <w:rPr>
+                <w:lang w:val="pt-BR"/>
+              </w:rPr>
+              <w:t>[FREQ_STOP_EXTRAIDO2]</w:t>
+            </w:r>
+          </w:p>
+        </w:tc>
+      </w:tr>
+    </w:tbl>
+    <w:p>
+      <w:pPr>
+        <w:rPr>
+          <w:lang w:val="pt-BR"/>
+        </w:rPr>
+      </w:pPr>
+    </w:p>
+    <w:p>
+      <w:r>
+        <w:t>[IMAGEM_UPLOAD2]</w:t>
+      </w:r>
+    </w:p>
+    <w:p/>
     <w:sectPr>
       <w:pgSz w:w="12240" w:h="15840"/>
       <w:pgMar w:top="1417" w:right="1701" w:bottom="1417" w:left="1701" w:header="720" w:footer="720" w:gutter="0"/>
